--- a/a7/packages/A7 Unit 4 - Solving Problems with Rational Numbers/Teacher Editions/A7 4.01  Teacher Edition.docx
+++ b/a7/packages/A7 Unit 4 - Solving Problems with Rational Numbers/Teacher Editions/A7 4.01  Teacher Edition.docx
@@ -3200,7 +3200,7 @@
           <w:color w:val="6B6B6B"/>
           <w:sz w:val="19"/>
         </w:rPr>
-        <w:t xml:space="preserve"> — the exponents were subtracted [8.NSO.1.5: the power of ten is a label, not a term]</w:t>
+        <w:t xml:space="preserve"> — the exponents were added, −2 + (−3) [8.NSO.1.5: the power of ten is a label, not a term]</w:t>
       </w:r>
     </w:p>
     <w:p>
@@ -3549,7 +3549,7 @@
           <w:color w:val="1A1A1A"/>
           <w:sz w:val="21"/>
         </w:rPr>
-        <w:t>IXL: every listed skill is required, SmartScore 67, due at the start of the next class.</w:t>
+        <w:t>IXL: every listed skill is required, SmartScore 67.</w:t>
       </w:r>
     </w:p>
     <w:p>

--- a/a7/packages/A7 Unit 4 - Solving Problems with Rational Numbers/Teacher Editions/A7 4.01  Teacher Edition.docx
+++ b/a7/packages/A7 Unit 4 - Solving Problems with Rational Numbers/Teacher Editions/A7 4.01  Teacher Edition.docx
@@ -348,6 +348,7 @@
           </w:tcPr>
           <w:p>
             <w:pPr>
+              <w:keepNext/>
               <w:spacing w:after="0"/>
               <w:jc w:val="center"/>
             </w:pPr>
@@ -381,6 +382,7 @@
           </w:tcPr>
           <w:p>
             <w:pPr>
+              <w:keepNext/>
               <w:spacing w:after="0"/>
               <w:jc w:val="center"/>
             </w:pPr>
@@ -414,6 +416,7 @@
           </w:tcPr>
           <w:p>
             <w:pPr>
+              <w:keepNext/>
               <w:spacing w:after="0"/>
               <w:jc w:val="center"/>
             </w:pPr>
@@ -1673,7 +1676,7 @@
           <w:color w:val="1A1A1A"/>
           <w:sz w:val="21"/>
         </w:rPr>
-        <w:t xml:space="preserve">Warm-Up — On your own. Four minutes. No notes..  </w:t>
+        <w:t xml:space="preserve">Warm-Up — On your own. Four minutes. No notes.  </w:t>
       </w:r>
       <w:r>
         <w:rPr>
@@ -1706,7 +1709,7 @@
           <w:color w:val="1A1A1A"/>
           <w:sz w:val="21"/>
         </w:rPr>
-        <w:t xml:space="preserve">Warm-Up — Answers..  </w:t>
+        <w:t xml:space="preserve">Warm-Up — Answers.  </w:t>
       </w:r>
       <w:r>
         <w:rPr>
@@ -1758,7 +1761,7 @@
           <w:color w:val="1A1A1A"/>
           <w:sz w:val="21"/>
         </w:rPr>
-        <w:t xml:space="preserve">Notes — Copy the table..  </w:t>
+        <w:t xml:space="preserve">Notes — Copy the table.  </w:t>
       </w:r>
       <w:r>
         <w:rPr>
@@ -1857,7 +1860,7 @@
           <w:color w:val="1A1A1A"/>
           <w:sz w:val="21"/>
         </w:rPr>
-        <w:t xml:space="preserve">Example 1 — Same power, and the answer is not finished..  </w:t>
+        <w:t xml:space="preserve">Example 1 — Same power, and the answer is not finished.  </w:t>
       </w:r>
       <w:r>
         <w:rPr>
@@ -1890,7 +1893,7 @@
           <w:color w:val="1A1A1A"/>
           <w:sz w:val="21"/>
         </w:rPr>
-        <w:t xml:space="preserve">Example 1 — Worked..  </w:t>
+        <w:t xml:space="preserve">Example 1 — Worked.  </w:t>
       </w:r>
       <w:r>
         <w:rPr>
@@ -1942,7 +1945,7 @@
           <w:color w:val="1A1A1A"/>
           <w:sz w:val="21"/>
         </w:rPr>
-        <w:t xml:space="preserve">Your Turn — Same steps, your numbers. Boards up when done..  </w:t>
+        <w:t xml:space="preserve">Your Turn — Same steps, your numbers. Boards up when done.  </w:t>
       </w:r>
       <w:r>
         <w:rPr>
@@ -1975,7 +1978,7 @@
           <w:color w:val="1A1A1A"/>
           <w:sz w:val="21"/>
         </w:rPr>
-        <w:t xml:space="preserve">Your Turn — Answer..  </w:t>
+        <w:t xml:space="preserve">Your Turn — Answer.  </w:t>
       </w:r>
       <w:r>
         <w:rPr>
@@ -2008,7 +2011,7 @@
           <w:color w:val="1A1A1A"/>
           <w:sz w:val="21"/>
         </w:rPr>
-        <w:t xml:space="preserve">Example 2 — Different powers, and a subtraction..  </w:t>
+        <w:t xml:space="preserve">Example 2 — Different powers, and a subtraction.  </w:t>
       </w:r>
       <w:r>
         <w:rPr>
@@ -2041,7 +2044,7 @@
           <w:color w:val="1A1A1A"/>
           <w:sz w:val="21"/>
         </w:rPr>
-        <w:t xml:space="preserve">Example 2 — Worked..  </w:t>
+        <w:t xml:space="preserve">Example 2 — Worked.  </w:t>
       </w:r>
       <w:r>
         <w:rPr>
@@ -2112,7 +2115,7 @@
           <w:color w:val="1A1A1A"/>
           <w:sz w:val="21"/>
         </w:rPr>
-        <w:t xml:space="preserve">Your Turn — Same steps, your numbers. Boards up when done..  </w:t>
+        <w:t xml:space="preserve">Your Turn — Same steps, your numbers. Boards up when done.  </w:t>
       </w:r>
       <w:r>
         <w:rPr>
@@ -2145,7 +2148,7 @@
           <w:color w:val="1A1A1A"/>
           <w:sz w:val="21"/>
         </w:rPr>
-        <w:t xml:space="preserve">Your Turn — Answer..  </w:t>
+        <w:t xml:space="preserve">Your Turn — Answer.  </w:t>
       </w:r>
       <w:r>
         <w:rPr>
@@ -3507,7 +3510,7 @@
           <w:color w:val="1A1A1A"/>
           <w:sz w:val="21"/>
         </w:rPr>
-        <w:t xml:space="preserve">Independent Set — Six questions. On your own, in silence..  </w:t>
+        <w:t xml:space="preserve">Independent Set — Six questions. On your own, in silence.  </w:t>
       </w:r>
       <w:r>
         <w:rPr>
@@ -3540,7 +3543,7 @@
           <w:color w:val="1A1A1A"/>
           <w:sz w:val="21"/>
         </w:rPr>
-        <w:t xml:space="preserve">IXL — Last five minutes..  </w:t>
+        <w:t xml:space="preserve">IXL — Last five minutes.  </w:t>
       </w:r>
       <w:r>
         <w:rPr>

--- a/a7/packages/A7 Unit 4 - Solving Problems with Rational Numbers/Teacher Editions/A7 4.01  Teacher Edition.docx
+++ b/a7/packages/A7 Unit 4 - Solving Problems with Rational Numbers/Teacher Editions/A7 4.01  Teacher Edition.docx
@@ -2801,7 +2801,7 @@
           <w:color w:val="9E1B32"/>
           <w:sz w:val="21"/>
         </w:rPr>
-        <w:t>A — 3.413 × 10</w:t>
+        <w:t>C — 3.413 × 10</w:t>
       </w:r>
       <w:r>
         <w:rPr>
@@ -2820,7 +2820,7 @@
           <w:color w:val="6B6B6B"/>
           <w:sz w:val="19"/>
         </w:rPr>
-        <w:t xml:space="preserve">   (B) the coefficients were added and the exponents were added [B1G-M 8.NSO.1.5 named misconception: (1.3 × 10</w:t>
+        <w:t xml:space="preserve">   (A) the coefficients were added without matching the powers of ten first [8.NSO.1.5: the powers must match]; (B) the coefficients were added and the exponents were added [B1G-M 8.NSO.1.5 named misconception: (1.3 × 10</w:t>
       </w:r>
       <w:r>
         <w:rPr>
@@ -2877,7 +2877,7 @@
           <w:color w:val="6B6B6B"/>
           <w:sz w:val="19"/>
         </w:rPr>
-        <w:t>]; (C) the coefficients were added without matching the powers of ten first [8.NSO.1.5: the powers must match]; (D) 1.3 × 10</w:t>
+        <w:t>]; (D) 1.3 × 10</w:t>
       </w:r>
       <w:r>
         <w:rPr>
@@ -3004,7 +3004,7 @@
           <w:color w:val="9E1B32"/>
           <w:sz w:val="21"/>
         </w:rPr>
-        <w:t>A — 1.23 × 10</w:t>
+        <w:t>D — 1.23 × 10</w:t>
       </w:r>
       <w:r>
         <w:rPr>
@@ -3023,7 +3023,7 @@
           <w:color w:val="6B6B6B"/>
           <w:sz w:val="19"/>
         </w:rPr>
-        <w:t xml:space="preserve">   (B) equal in value, but 12.3 is not less than 10 [B1G-M 8.NSO.1.5 named misconception: leaving 12 × 10</w:t>
+        <w:t xml:space="preserve">   (A) equal in value, but 12.3 is not less than 10 [B1G-M 8.NSO.1.5 named misconception: leaving 12 × 10</w:t>
       </w:r>
       <w:r>
         <w:rPr>
@@ -3061,7 +3061,7 @@
           <w:color w:val="6B6B6B"/>
           <w:sz w:val="19"/>
         </w:rPr>
-        <w:t>]; (C) the exponents were added as well as the coefficients [8.NSO.1.5: the power of ten does not change]; (D) the coefficient was repaired but the exponent was not raised [8.NSO.1.5: point one place left, exponent up one]</w:t>
+        <w:t>]; (B) the exponents were added as well as the coefficients [8.NSO.1.5: the power of ten does not change]; (C) the coefficient was repaired but the exponent was not raised [8.NSO.1.5: point one place left, exponent up one]</w:t>
       </w:r>
       <w:r>
         <w:rPr>
@@ -3785,64 +3785,7 @@
           <w:color w:val="1A1A1A"/>
           <w:sz w:val="20"/>
         </w:rPr>
-        <w:t>the coefficients were added and the exponents were added [B1G-M 8.NSO.1.5 named misconception: (1.3 × 10</w:t>
-      </w:r>
-      <w:r>
-        <w:rPr>
-          <w:b w:val="0"/>
-          <w:i w:val="0"/>
-          <w:color w:val="1A1A1A"/>
-          <w:sz w:val="20"/>
-          <w:vertAlign w:val="superscript"/>
-        </w:rPr>
-        <w:t>3</w:t>
-      </w:r>
-      <w:r>
-        <w:rPr>
-          <w:b w:val="0"/>
-          <w:i w:val="0"/>
-          <w:color w:val="1A1A1A"/>
-          <w:sz w:val="20"/>
-        </w:rPr>
-        <w:t>) + (3.4 × 10</w:t>
-      </w:r>
-      <w:r>
-        <w:rPr>
-          <w:b w:val="0"/>
-          <w:i w:val="0"/>
-          <w:color w:val="1A1A1A"/>
-          <w:sz w:val="20"/>
-          <w:vertAlign w:val="superscript"/>
-        </w:rPr>
-        <w:t>5</w:t>
-      </w:r>
-      <w:r>
-        <w:rPr>
-          <w:b w:val="0"/>
-          <w:i w:val="0"/>
-          <w:color w:val="1A1A1A"/>
-          <w:sz w:val="20"/>
-        </w:rPr>
-        <w:t>) = 4.7 × 10</w:t>
-      </w:r>
-      <w:r>
-        <w:rPr>
-          <w:b w:val="0"/>
-          <w:i w:val="0"/>
-          <w:color w:val="1A1A1A"/>
-          <w:sz w:val="20"/>
-          <w:vertAlign w:val="superscript"/>
-        </w:rPr>
-        <w:t>8</w:t>
-      </w:r>
-      <w:r>
-        <w:rPr>
-          <w:b w:val="0"/>
-          <w:i w:val="0"/>
-          <w:color w:val="1A1A1A"/>
-          <w:sz w:val="20"/>
-        </w:rPr>
-        <w:t>]</w:t>
+        <w:t>the coefficients were added without matching the powers of ten first [8.NSO.1.5: the powers must match]</w:t>
       </w:r>
     </w:p>
     <w:p>
